--- a/products-storage/04-polnyy-komplekt-pto/01-30-bazovye-pakety/02-dopraboty-bez-poter/11-dopsoglashenie-obem-i-cena.docx
+++ b/products-storage/04-polnyy-komplekt-pto/01-30-bazovye-pakety/02-dopraboty-bez-poter/11-dopsoglashenie-obem-i-cena.docx
@@ -5,87 +5,1113 @@
     <w:p>
       <w:pPr>
         <w:pStyle w:val="Title"/>
-        <w:jc w:val="center"/>
+        <w:jc w:val="left"/>
       </w:pPr>
       <w:r>
-        <w:t>Дополнительное соглашение об изменении объёма и цены (дополнительные работы)</w:t>
-      </w:r>
-    </w:p>
-    <w:p/>
-    <w:p>
-      <w:r>
-        <w:t>Заполните поля в квадратных скобках и удалите подсказки перед отправкой.</w:t>
+        <w:t>Дополнительное соглашение об объёме и цене работ</w:t>
       </w:r>
     </w:p>
     <w:p>
       <w:r>
-        <w:t>Форма — содержательная часть допсоглашения: преамбулу со сторонами, номер и дату договора подряда и подписные блоки добавьте по вашему договору.</w:t>
+        <w:t>Стороны фиксируют конкретные дополнительные работы, изменение цены договора и порядок оплаты. Заполните исходные реквизиты, приложения и подпишите документ уполномоченными представителями.</w:t>
       </w:r>
     </w:p>
     <w:p>
       <w:pPr>
         <w:pStyle w:val="Heading1"/>
+        <w:keepNext/>
+        <w:pageBreakBefore w:val="0"/>
       </w:pPr>
       <w:r>
-        <w:t>Основание</w:t>
+        <w:t>Реквизиты</w:t>
+      </w:r>
+    </w:p>
+    <w:tbl>
+      <w:tblPr>
+        <w:tblStyle w:val="TableGrid"/>
+        <w:tblW w:type="auto" w:w="0"/>
+        <w:jc w:val="center"/>
+        <w:tblLayout w:type="fixed"/>
+        <w:tblLook w:firstColumn="1" w:firstRow="1" w:lastColumn="0" w:lastRow="0" w:noHBand="0" w:noVBand="1" w:val="04A0"/>
+      </w:tblPr>
+      <w:tblGrid>
+        <w:gridCol w:w="2268"/>
+        <w:gridCol w:w="7427"/>
+      </w:tblGrid>
+      <w:tr>
+        <w:trPr>
+          <w:cantSplit/>
+        </w:trPr>
+        <w:tc>
+          <w:tcPr>
+            <w:tcW w:type="dxa" w:w="2268"/>
+            <w:vAlign w:val="center"/>
+            <w:shd w:fill="F3F0E8"/>
+          </w:tcPr>
+          <w:p>
+            <w:pPr>
+              <w:spacing w:after="0"/>
+            </w:pPr>
+            <w:r/>
+            <w:r>
+              <w:rPr>
+                <w:b/>
+                <w:color w:val="262F37"/>
+                <w:sz w:val="18"/>
+              </w:rPr>
+              <w:t>Документ</w:t>
+            </w:r>
+          </w:p>
+        </w:tc>
+        <w:tc>
+          <w:tcPr>
+            <w:tcW w:type="dxa" w:w="7427"/>
+            <w:vAlign w:val="center"/>
+          </w:tcPr>
+          <w:p>
+            <w:pPr>
+              <w:spacing w:after="0"/>
+            </w:pPr>
+            <w:r/>
+            <w:r>
+              <w:rPr>
+                <w:b w:val="0"/>
+                <w:color w:val="262F37"/>
+                <w:sz w:val="18"/>
+              </w:rPr>
+              <w:t>Дополнительное соглашение № [___] от [___]; место [___]</w:t>
+            </w:r>
+          </w:p>
+        </w:tc>
+      </w:tr>
+      <w:tr>
+        <w:trPr>
+          <w:cantSplit/>
+        </w:trPr>
+        <w:tc>
+          <w:tcPr>
+            <w:tcW w:type="dxa" w:w="2268"/>
+            <w:vAlign w:val="center"/>
+            <w:shd w:fill="F3F0E8"/>
+          </w:tcPr>
+          <w:p>
+            <w:pPr>
+              <w:spacing w:after="0"/>
+            </w:pPr>
+            <w:r/>
+            <w:r>
+              <w:rPr>
+                <w:b/>
+                <w:color w:val="262F37"/>
+                <w:sz w:val="18"/>
+              </w:rPr>
+              <w:t>Договор</w:t>
+            </w:r>
+          </w:p>
+        </w:tc>
+        <w:tc>
+          <w:tcPr>
+            <w:tcW w:type="dxa" w:w="7427"/>
+            <w:vAlign w:val="center"/>
+          </w:tcPr>
+          <w:p>
+            <w:pPr>
+              <w:spacing w:after="0"/>
+            </w:pPr>
+            <w:r/>
+            <w:r>
+              <w:rPr>
+                <w:b w:val="0"/>
+                <w:color w:val="262F37"/>
+                <w:sz w:val="18"/>
+              </w:rPr>
+              <w:t>Договор подряда № [___] от [___]; исходное приложение / смета [___]</w:t>
+            </w:r>
+          </w:p>
+        </w:tc>
+      </w:tr>
+      <w:tr>
+        <w:trPr>
+          <w:cantSplit/>
+        </w:trPr>
+        <w:tc>
+          <w:tcPr>
+            <w:tcW w:type="dxa" w:w="2268"/>
+            <w:vAlign w:val="center"/>
+            <w:shd w:fill="F3F0E8"/>
+          </w:tcPr>
+          <w:p>
+            <w:pPr>
+              <w:spacing w:after="0"/>
+            </w:pPr>
+            <w:r/>
+            <w:r>
+              <w:rPr>
+                <w:b/>
+                <w:color w:val="262F37"/>
+                <w:sz w:val="18"/>
+              </w:rPr>
+              <w:t>Объект</w:t>
+            </w:r>
+          </w:p>
+        </w:tc>
+        <w:tc>
+          <w:tcPr>
+            <w:tcW w:type="dxa" w:w="7427"/>
+            <w:vAlign w:val="center"/>
+          </w:tcPr>
+          <w:p>
+            <w:pPr>
+              <w:spacing w:after="0"/>
+            </w:pPr>
+            <w:r/>
+            <w:r>
+              <w:rPr>
+                <w:b w:val="0"/>
+                <w:color w:val="262F37"/>
+                <w:sz w:val="18"/>
+              </w:rPr>
+              <w:t>Наименование, адрес, участок или захватка [___]</w:t>
+            </w:r>
+          </w:p>
+        </w:tc>
+      </w:tr>
+      <w:tr>
+        <w:trPr>
+          <w:cantSplit/>
+        </w:trPr>
+        <w:tc>
+          <w:tcPr>
+            <w:tcW w:type="dxa" w:w="2268"/>
+            <w:vAlign w:val="center"/>
+            <w:shd w:fill="F3F0E8"/>
+          </w:tcPr>
+          <w:p>
+            <w:pPr>
+              <w:spacing w:after="0"/>
+            </w:pPr>
+            <w:r/>
+            <w:r>
+              <w:rPr>
+                <w:b/>
+                <w:color w:val="262F37"/>
+                <w:sz w:val="18"/>
+              </w:rPr>
+              <w:t>Подрядчик</w:t>
+            </w:r>
+          </w:p>
+        </w:tc>
+        <w:tc>
+          <w:tcPr>
+            <w:tcW w:type="dxa" w:w="7427"/>
+            <w:vAlign w:val="center"/>
+          </w:tcPr>
+          <w:p>
+            <w:pPr>
+              <w:spacing w:after="0"/>
+            </w:pPr>
+            <w:r/>
+            <w:r>
+              <w:rPr>
+                <w:b w:val="0"/>
+                <w:color w:val="262F37"/>
+                <w:sz w:val="18"/>
+              </w:rPr>
+              <w:t>Полное наименование, ИНН, адрес [___]</w:t>
+            </w:r>
+          </w:p>
+        </w:tc>
+      </w:tr>
+      <w:tr>
+        <w:trPr>
+          <w:cantSplit/>
+        </w:trPr>
+        <w:tc>
+          <w:tcPr>
+            <w:tcW w:type="dxa" w:w="2268"/>
+            <w:vAlign w:val="center"/>
+            <w:shd w:fill="F3F0E8"/>
+          </w:tcPr>
+          <w:p>
+            <w:pPr>
+              <w:spacing w:after="0"/>
+            </w:pPr>
+            <w:r/>
+            <w:r>
+              <w:rPr>
+                <w:b/>
+                <w:color w:val="262F37"/>
+                <w:sz w:val="18"/>
+              </w:rPr>
+              <w:t>Заказчик</w:t>
+            </w:r>
+          </w:p>
+        </w:tc>
+        <w:tc>
+          <w:tcPr>
+            <w:tcW w:type="dxa" w:w="7427"/>
+            <w:vAlign w:val="center"/>
+          </w:tcPr>
+          <w:p>
+            <w:pPr>
+              <w:spacing w:after="0"/>
+            </w:pPr>
+            <w:r/>
+            <w:r>
+              <w:rPr>
+                <w:b w:val="0"/>
+                <w:color w:val="262F37"/>
+                <w:sz w:val="18"/>
+              </w:rPr>
+              <w:t>Полное наименование, ИНН, адрес [___]</w:t>
+            </w:r>
+          </w:p>
+        </w:tc>
+      </w:tr>
+    </w:tbl>
+    <w:p>
+      <w:pPr>
+        <w:pStyle w:val="Heading1"/>
+        <w:keepNext/>
+        <w:pageBreakBefore w:val="0"/>
+      </w:pPr>
+      <w:r>
+        <w:t>Предмет соглашения</w:t>
       </w:r>
     </w:p>
     <w:p>
       <w:r>
-        <w:t>Поручение на дополнительные работы: [___]</w:t>
-        <w:br/>
-        <w:t>Чем зафиксировано (уведомление, запись в журнале, переписка): [___]</w:t>
+        <w:t>1. Стороны согласовали дополнительный объём по позициям ниже. Основание: для планируемых работ — поручение 01 № [___] от [___]; для уже выполненных — подтверждение просьбы заказчика [вид, №, дата: ___]. Уведомление 03 № [___] от [___], согласование 02 № [___] от [___]. Оставьте применимый вариант.</w:t>
+      </w:r>
+    </w:p>
+    <w:tbl>
+      <w:tblPr>
+        <w:tblStyle w:val="TableGrid"/>
+        <w:tblW w:type="auto" w:w="0"/>
+        <w:tblLayout w:type="fixed"/>
+        <w:tblLook w:firstColumn="1" w:firstRow="1" w:lastColumn="0" w:lastRow="0" w:noHBand="0" w:noVBand="1" w:val="04A0"/>
+      </w:tblPr>
+      <w:tblGrid>
+        <w:gridCol w:w="1644"/>
+        <w:gridCol w:w="1644"/>
+        <w:gridCol w:w="1644"/>
+        <w:gridCol w:w="1644"/>
+        <w:gridCol w:w="1644"/>
+        <w:gridCol w:w="1644"/>
+      </w:tblGrid>
+      <w:tr>
+        <w:trPr>
+          <w:cantSplit/>
+        </w:trPr>
+        <w:tc>
+          <w:tcPr>
+            <w:tcW w:type="dxa" w:w="1644"/>
+            <w:vAlign w:val="center"/>
+            <w:shd w:fill="F3F0E8"/>
+          </w:tcPr>
+          <w:p>
+            <w:pPr>
+              <w:spacing w:after="0"/>
+            </w:pPr>
+            <w:r/>
+            <w:r>
+              <w:rPr>
+                <w:b/>
+                <w:color w:val="262F37"/>
+                <w:sz w:val="18"/>
+              </w:rPr>
+              <w:t>№</w:t>
+            </w:r>
+          </w:p>
+        </w:tc>
+        <w:tc>
+          <w:tcPr>
+            <w:tcW w:type="dxa" w:w="1644"/>
+            <w:vAlign w:val="center"/>
+            <w:shd w:fill="F3F0E8"/>
+          </w:tcPr>
+          <w:p>
+            <w:pPr>
+              <w:spacing w:after="0"/>
+            </w:pPr>
+            <w:r/>
+            <w:r>
+              <w:rPr>
+                <w:b/>
+                <w:color w:val="262F37"/>
+                <w:sz w:val="18"/>
+              </w:rPr>
+              <w:t>Работа и место</w:t>
+            </w:r>
+          </w:p>
+        </w:tc>
+        <w:tc>
+          <w:tcPr>
+            <w:tcW w:type="dxa" w:w="1644"/>
+            <w:vAlign w:val="center"/>
+            <w:shd w:fill="F3F0E8"/>
+          </w:tcPr>
+          <w:p>
+            <w:pPr>
+              <w:spacing w:after="0"/>
+            </w:pPr>
+            <w:r/>
+            <w:r>
+              <w:rPr>
+                <w:b/>
+                <w:color w:val="262F37"/>
+                <w:sz w:val="18"/>
+              </w:rPr>
+              <w:t>Ед.</w:t>
+            </w:r>
+          </w:p>
+        </w:tc>
+        <w:tc>
+          <w:tcPr>
+            <w:tcW w:type="dxa" w:w="1644"/>
+            <w:vAlign w:val="center"/>
+            <w:shd w:fill="F3F0E8"/>
+          </w:tcPr>
+          <w:p>
+            <w:pPr>
+              <w:spacing w:after="0"/>
+            </w:pPr>
+            <w:r/>
+            <w:r>
+              <w:rPr>
+                <w:b/>
+                <w:color w:val="262F37"/>
+                <w:sz w:val="18"/>
+              </w:rPr>
+              <w:t>Кол-во</w:t>
+            </w:r>
+          </w:p>
+        </w:tc>
+        <w:tc>
+          <w:tcPr>
+            <w:tcW w:type="dxa" w:w="1644"/>
+            <w:vAlign w:val="center"/>
+            <w:shd w:fill="F3F0E8"/>
+          </w:tcPr>
+          <w:p>
+            <w:pPr>
+              <w:spacing w:after="0"/>
+            </w:pPr>
+            <w:r/>
+            <w:r>
+              <w:rPr>
+                <w:b/>
+                <w:color w:val="262F37"/>
+                <w:sz w:val="18"/>
+              </w:rPr>
+              <w:t>Цена за ед.</w:t>
+            </w:r>
+          </w:p>
+        </w:tc>
+        <w:tc>
+          <w:tcPr>
+            <w:tcW w:type="dxa" w:w="1644"/>
+            <w:vAlign w:val="center"/>
+            <w:shd w:fill="F3F0E8"/>
+          </w:tcPr>
+          <w:p>
+            <w:pPr>
+              <w:spacing w:after="0"/>
+            </w:pPr>
+            <w:r/>
+            <w:r>
+              <w:rPr>
+                <w:b/>
+                <w:color w:val="262F37"/>
+                <w:sz w:val="18"/>
+              </w:rPr>
+              <w:t>Сумма</w:t>
+            </w:r>
+          </w:p>
+        </w:tc>
+      </w:tr>
+      <w:tr>
+        <w:trPr>
+          <w:cantSplit/>
+        </w:trPr>
+        <w:tc>
+          <w:tcPr>
+            <w:tcW w:type="dxa" w:w="1644"/>
+            <w:vAlign w:val="center"/>
+          </w:tcPr>
+          <w:p>
+            <w:pPr>
+              <w:spacing w:after="0"/>
+            </w:pPr>
+            <w:r/>
+            <w:r>
+              <w:rPr>
+                <w:b w:val="0"/>
+                <w:color w:val="262F37"/>
+                <w:sz w:val="18"/>
+              </w:rPr>
+              <w:t>1</w:t>
+            </w:r>
+          </w:p>
+        </w:tc>
+        <w:tc>
+          <w:tcPr>
+            <w:tcW w:type="dxa" w:w="1644"/>
+            <w:vAlign w:val="center"/>
+          </w:tcPr>
+          <w:p>
+            <w:pPr>
+              <w:spacing w:after="0"/>
+            </w:pPr>
+            <w:r/>
+            <w:r>
+              <w:rPr>
+                <w:b w:val="0"/>
+                <w:color w:val="262F37"/>
+                <w:sz w:val="18"/>
+              </w:rPr>
+              <w:t>[___]</w:t>
+            </w:r>
+          </w:p>
+        </w:tc>
+        <w:tc>
+          <w:tcPr>
+            <w:tcW w:type="dxa" w:w="1644"/>
+            <w:vAlign w:val="center"/>
+          </w:tcPr>
+          <w:p>
+            <w:pPr>
+              <w:spacing w:after="0"/>
+            </w:pPr>
+            <w:r/>
+            <w:r>
+              <w:rPr>
+                <w:b w:val="0"/>
+                <w:color w:val="262F37"/>
+                <w:sz w:val="18"/>
+              </w:rPr>
+              <w:t>[___]</w:t>
+            </w:r>
+          </w:p>
+        </w:tc>
+        <w:tc>
+          <w:tcPr>
+            <w:tcW w:type="dxa" w:w="1644"/>
+            <w:vAlign w:val="center"/>
+          </w:tcPr>
+          <w:p>
+            <w:pPr>
+              <w:spacing w:after="0"/>
+            </w:pPr>
+            <w:r/>
+            <w:r>
+              <w:rPr>
+                <w:b w:val="0"/>
+                <w:color w:val="262F37"/>
+                <w:sz w:val="18"/>
+              </w:rPr>
+              <w:t>[___]</w:t>
+            </w:r>
+          </w:p>
+        </w:tc>
+        <w:tc>
+          <w:tcPr>
+            <w:tcW w:type="dxa" w:w="1644"/>
+            <w:vAlign w:val="center"/>
+          </w:tcPr>
+          <w:p>
+            <w:pPr>
+              <w:spacing w:after="0"/>
+            </w:pPr>
+            <w:r/>
+            <w:r>
+              <w:rPr>
+                <w:b w:val="0"/>
+                <w:color w:val="262F37"/>
+                <w:sz w:val="18"/>
+              </w:rPr>
+              <w:t>[___]</w:t>
+            </w:r>
+          </w:p>
+        </w:tc>
+        <w:tc>
+          <w:tcPr>
+            <w:tcW w:type="dxa" w:w="1644"/>
+            <w:vAlign w:val="center"/>
+          </w:tcPr>
+          <w:p>
+            <w:pPr>
+              <w:spacing w:after="0"/>
+            </w:pPr>
+            <w:r/>
+            <w:r>
+              <w:rPr>
+                <w:b w:val="0"/>
+                <w:color w:val="262F37"/>
+                <w:sz w:val="18"/>
+              </w:rPr>
+              <w:t>[___]</w:t>
+            </w:r>
+          </w:p>
+        </w:tc>
+      </w:tr>
+      <w:tr>
+        <w:trPr>
+          <w:cantSplit/>
+        </w:trPr>
+        <w:tc>
+          <w:tcPr>
+            <w:tcW w:type="dxa" w:w="1644"/>
+            <w:vAlign w:val="center"/>
+          </w:tcPr>
+          <w:p>
+            <w:pPr>
+              <w:spacing w:after="0"/>
+            </w:pPr>
+            <w:r/>
+            <w:r>
+              <w:rPr>
+                <w:b w:val="0"/>
+                <w:color w:val="262F37"/>
+                <w:sz w:val="18"/>
+              </w:rPr>
+              <w:t>2</w:t>
+            </w:r>
+          </w:p>
+        </w:tc>
+        <w:tc>
+          <w:tcPr>
+            <w:tcW w:type="dxa" w:w="1644"/>
+            <w:vAlign w:val="center"/>
+          </w:tcPr>
+          <w:p>
+            <w:pPr>
+              <w:spacing w:after="0"/>
+            </w:pPr>
+            <w:r/>
+            <w:r>
+              <w:rPr>
+                <w:b w:val="0"/>
+                <w:color w:val="262F37"/>
+                <w:sz w:val="18"/>
+              </w:rPr>
+              <w:t>[___]</w:t>
+            </w:r>
+          </w:p>
+        </w:tc>
+        <w:tc>
+          <w:tcPr>
+            <w:tcW w:type="dxa" w:w="1644"/>
+            <w:vAlign w:val="center"/>
+          </w:tcPr>
+          <w:p>
+            <w:pPr>
+              <w:spacing w:after="0"/>
+            </w:pPr>
+            <w:r/>
+            <w:r>
+              <w:rPr>
+                <w:b w:val="0"/>
+                <w:color w:val="262F37"/>
+                <w:sz w:val="18"/>
+              </w:rPr>
+              <w:t>[___]</w:t>
+            </w:r>
+          </w:p>
+        </w:tc>
+        <w:tc>
+          <w:tcPr>
+            <w:tcW w:type="dxa" w:w="1644"/>
+            <w:vAlign w:val="center"/>
+          </w:tcPr>
+          <w:p>
+            <w:pPr>
+              <w:spacing w:after="0"/>
+            </w:pPr>
+            <w:r/>
+            <w:r>
+              <w:rPr>
+                <w:b w:val="0"/>
+                <w:color w:val="262F37"/>
+                <w:sz w:val="18"/>
+              </w:rPr>
+              <w:t>[___]</w:t>
+            </w:r>
+          </w:p>
+        </w:tc>
+        <w:tc>
+          <w:tcPr>
+            <w:tcW w:type="dxa" w:w="1644"/>
+            <w:vAlign w:val="center"/>
+          </w:tcPr>
+          <w:p>
+            <w:pPr>
+              <w:spacing w:after="0"/>
+            </w:pPr>
+            <w:r/>
+            <w:r>
+              <w:rPr>
+                <w:b w:val="0"/>
+                <w:color w:val="262F37"/>
+                <w:sz w:val="18"/>
+              </w:rPr>
+              <w:t>[___]</w:t>
+            </w:r>
+          </w:p>
+        </w:tc>
+        <w:tc>
+          <w:tcPr>
+            <w:tcW w:type="dxa" w:w="1644"/>
+            <w:vAlign w:val="center"/>
+          </w:tcPr>
+          <w:p>
+            <w:pPr>
+              <w:spacing w:after="0"/>
+            </w:pPr>
+            <w:r/>
+            <w:r>
+              <w:rPr>
+                <w:b w:val="0"/>
+                <w:color w:val="262F37"/>
+                <w:sz w:val="18"/>
+              </w:rPr>
+              <w:t>[___]</w:t>
+            </w:r>
+          </w:p>
+        </w:tc>
+      </w:tr>
+      <w:tr>
+        <w:trPr>
+          <w:cantSplit/>
+        </w:trPr>
+        <w:tc>
+          <w:tcPr>
+            <w:tcW w:type="dxa" w:w="1644"/>
+            <w:vAlign w:val="center"/>
+          </w:tcPr>
+          <w:p>
+            <w:pPr>
+              <w:spacing w:after="0"/>
+            </w:pPr>
+            <w:r/>
+            <w:r>
+              <w:rPr>
+                <w:b w:val="0"/>
+                <w:color w:val="262F37"/>
+                <w:sz w:val="18"/>
+              </w:rPr>
+              <w:t>3</w:t>
+            </w:r>
+          </w:p>
+        </w:tc>
+        <w:tc>
+          <w:tcPr>
+            <w:tcW w:type="dxa" w:w="1644"/>
+            <w:vAlign w:val="center"/>
+          </w:tcPr>
+          <w:p>
+            <w:pPr>
+              <w:spacing w:after="0"/>
+            </w:pPr>
+            <w:r/>
+            <w:r>
+              <w:rPr>
+                <w:b w:val="0"/>
+                <w:color w:val="262F37"/>
+                <w:sz w:val="18"/>
+              </w:rPr>
+              <w:t>[___]</w:t>
+            </w:r>
+          </w:p>
+        </w:tc>
+        <w:tc>
+          <w:tcPr>
+            <w:tcW w:type="dxa" w:w="1644"/>
+            <w:vAlign w:val="center"/>
+          </w:tcPr>
+          <w:p>
+            <w:pPr>
+              <w:spacing w:after="0"/>
+            </w:pPr>
+            <w:r/>
+            <w:r>
+              <w:rPr>
+                <w:b w:val="0"/>
+                <w:color w:val="262F37"/>
+                <w:sz w:val="18"/>
+              </w:rPr>
+              <w:t>[___]</w:t>
+            </w:r>
+          </w:p>
+        </w:tc>
+        <w:tc>
+          <w:tcPr>
+            <w:tcW w:type="dxa" w:w="1644"/>
+            <w:vAlign w:val="center"/>
+          </w:tcPr>
+          <w:p>
+            <w:pPr>
+              <w:spacing w:after="0"/>
+            </w:pPr>
+            <w:r/>
+            <w:r>
+              <w:rPr>
+                <w:b w:val="0"/>
+                <w:color w:val="262F37"/>
+                <w:sz w:val="18"/>
+              </w:rPr>
+              <w:t>[___]</w:t>
+            </w:r>
+          </w:p>
+        </w:tc>
+        <w:tc>
+          <w:tcPr>
+            <w:tcW w:type="dxa" w:w="1644"/>
+            <w:vAlign w:val="center"/>
+          </w:tcPr>
+          <w:p>
+            <w:pPr>
+              <w:spacing w:after="0"/>
+            </w:pPr>
+            <w:r/>
+            <w:r>
+              <w:rPr>
+                <w:b w:val="0"/>
+                <w:color w:val="262F37"/>
+                <w:sz w:val="18"/>
+              </w:rPr>
+              <w:t>[___]</w:t>
+            </w:r>
+          </w:p>
+        </w:tc>
+        <w:tc>
+          <w:tcPr>
+            <w:tcW w:type="dxa" w:w="1644"/>
+            <w:vAlign w:val="center"/>
+          </w:tcPr>
+          <w:p>
+            <w:pPr>
+              <w:spacing w:after="0"/>
+            </w:pPr>
+            <w:r/>
+            <w:r>
+              <w:rPr>
+                <w:b w:val="0"/>
+                <w:color w:val="262F37"/>
+                <w:sz w:val="18"/>
+              </w:rPr>
+              <w:t>[___]</w:t>
+            </w:r>
+          </w:p>
+        </w:tc>
+      </w:tr>
+    </w:tbl>
+    <w:p>
+      <w:r>
+        <w:t>Границы и объёмы раскрыты в ведомости № [___] от [___], расчёт стоимости 07 № [___] от [___]. Эти документы прилагаются и подписываются сторонами.</w:t>
       </w:r>
     </w:p>
     <w:p>
       <w:pPr>
         <w:pStyle w:val="Heading1"/>
+        <w:keepNext/>
+        <w:pageBreakBefore w:val="0"/>
       </w:pPr>
       <w:r>
-        <w:t>Изменение</w:t>
+        <w:t>Цена и оплата</w:t>
+      </w:r>
+    </w:p>
+    <w:tbl>
+      <w:tblPr>
+        <w:tblStyle w:val="TableGrid"/>
+        <w:tblW w:type="auto" w:w="0"/>
+        <w:jc w:val="center"/>
+        <w:tblLayout w:type="fixed"/>
+        <w:tblLook w:firstColumn="1" w:firstRow="1" w:lastColumn="0" w:lastRow="0" w:noHBand="0" w:noVBand="1" w:val="04A0"/>
+      </w:tblPr>
+      <w:tblGrid>
+        <w:gridCol w:w="2268"/>
+        <w:gridCol w:w="7427"/>
+      </w:tblGrid>
+      <w:tr>
+        <w:trPr>
+          <w:cantSplit/>
+        </w:trPr>
+        <w:tc>
+          <w:tcPr>
+            <w:tcW w:type="dxa" w:w="2268"/>
+            <w:vAlign w:val="center"/>
+            <w:shd w:fill="F3F0E8"/>
+          </w:tcPr>
+          <w:p>
+            <w:pPr>
+              <w:spacing w:after="0"/>
+            </w:pPr>
+            <w:r/>
+            <w:r>
+              <w:rPr>
+                <w:b/>
+                <w:color w:val="262F37"/>
+                <w:sz w:val="18"/>
+              </w:rPr>
+              <w:t>Цена до изменения</w:t>
+            </w:r>
+          </w:p>
+        </w:tc>
+        <w:tc>
+          <w:tcPr>
+            <w:tcW w:type="dxa" w:w="7427"/>
+            <w:vAlign w:val="center"/>
+          </w:tcPr>
+          <w:p>
+            <w:pPr>
+              <w:spacing w:after="0"/>
+            </w:pPr>
+            <w:r/>
+            <w:r>
+              <w:rPr>
+                <w:b w:val="0"/>
+                <w:color w:val="262F37"/>
+                <w:sz w:val="18"/>
+              </w:rPr>
+              <w:t>По договору / действующей редакции [___] руб.; основание [___]</w:t>
+            </w:r>
+          </w:p>
+        </w:tc>
+      </w:tr>
+      <w:tr>
+        <w:trPr>
+          <w:cantSplit/>
+        </w:trPr>
+        <w:tc>
+          <w:tcPr>
+            <w:tcW w:type="dxa" w:w="2268"/>
+            <w:vAlign w:val="center"/>
+            <w:shd w:fill="F3F0E8"/>
+          </w:tcPr>
+          <w:p>
+            <w:pPr>
+              <w:spacing w:after="0"/>
+            </w:pPr>
+            <w:r/>
+            <w:r>
+              <w:rPr>
+                <w:b/>
+                <w:color w:val="262F37"/>
+                <w:sz w:val="18"/>
+              </w:rPr>
+              <w:t>Изменение</w:t>
+            </w:r>
+          </w:p>
+        </w:tc>
+        <w:tc>
+          <w:tcPr>
+            <w:tcW w:type="dxa" w:w="7427"/>
+            <w:vAlign w:val="center"/>
+          </w:tcPr>
+          <w:p>
+            <w:pPr>
+              <w:spacing w:after="0"/>
+            </w:pPr>
+            <w:r/>
+            <w:r>
+              <w:rPr>
+                <w:b w:val="0"/>
+                <w:color w:val="262F37"/>
+                <w:sz w:val="18"/>
+              </w:rPr>
+              <w:t>Стоимость согласованных дополнительных работ [___] руб.</w:t>
+            </w:r>
+          </w:p>
+        </w:tc>
+      </w:tr>
+      <w:tr>
+        <w:trPr>
+          <w:cantSplit/>
+        </w:trPr>
+        <w:tc>
+          <w:tcPr>
+            <w:tcW w:type="dxa" w:w="2268"/>
+            <w:vAlign w:val="center"/>
+            <w:shd w:fill="F3F0E8"/>
+          </w:tcPr>
+          <w:p>
+            <w:pPr>
+              <w:spacing w:after="0"/>
+            </w:pPr>
+            <w:r/>
+            <w:r>
+              <w:rPr>
+                <w:b/>
+                <w:color w:val="262F37"/>
+                <w:sz w:val="18"/>
+              </w:rPr>
+              <w:t>Цена после изменения</w:t>
+            </w:r>
+          </w:p>
+        </w:tc>
+        <w:tc>
+          <w:tcPr>
+            <w:tcW w:type="dxa" w:w="7427"/>
+            <w:vAlign w:val="center"/>
+          </w:tcPr>
+          <w:p>
+            <w:pPr>
+              <w:spacing w:after="0"/>
+            </w:pPr>
+            <w:r/>
+            <w:r>
+              <w:rPr>
+                <w:b w:val="0"/>
+                <w:color w:val="262F37"/>
+                <w:sz w:val="18"/>
+              </w:rPr>
+              <w:t>Новая цена договора [___] руб.; арифметика: прежняя цена + изменение [___]</w:t>
+            </w:r>
+          </w:p>
+        </w:tc>
+      </w:tr>
+      <w:tr>
+        <w:trPr>
+          <w:cantSplit/>
+        </w:trPr>
+        <w:tc>
+          <w:tcPr>
+            <w:tcW w:type="dxa" w:w="2268"/>
+            <w:vAlign w:val="center"/>
+            <w:shd w:fill="F3F0E8"/>
+          </w:tcPr>
+          <w:p>
+            <w:pPr>
+              <w:spacing w:after="0"/>
+            </w:pPr>
+            <w:r/>
+            <w:r>
+              <w:rPr>
+                <w:b/>
+                <w:color w:val="262F37"/>
+                <w:sz w:val="18"/>
+              </w:rPr>
+              <w:t>НДС</w:t>
+            </w:r>
+          </w:p>
+        </w:tc>
+        <w:tc>
+          <w:tcPr>
+            <w:tcW w:type="dxa" w:w="7427"/>
+            <w:vAlign w:val="center"/>
+          </w:tcPr>
+          <w:p>
+            <w:pPr>
+              <w:spacing w:after="0"/>
+            </w:pPr>
+            <w:r/>
+            <w:r>
+              <w:rPr>
+                <w:b w:val="0"/>
+                <w:color w:val="262F37"/>
+                <w:sz w:val="18"/>
+              </w:rPr>
+              <w:t>Сумма и режим НДС по договору и статусу сторон [___]</w:t>
+            </w:r>
+          </w:p>
+        </w:tc>
+      </w:tr>
+      <w:tr>
+        <w:trPr>
+          <w:cantSplit/>
+        </w:trPr>
+        <w:tc>
+          <w:tcPr>
+            <w:tcW w:type="dxa" w:w="2268"/>
+            <w:vAlign w:val="center"/>
+            <w:shd w:fill="F3F0E8"/>
+          </w:tcPr>
+          <w:p>
+            <w:pPr>
+              <w:spacing w:after="0"/>
+            </w:pPr>
+            <w:r/>
+            <w:r>
+              <w:rPr>
+                <w:b/>
+                <w:color w:val="262F37"/>
+                <w:sz w:val="18"/>
+              </w:rPr>
+              <w:t>Оплата</w:t>
+            </w:r>
+          </w:p>
+        </w:tc>
+        <w:tc>
+          <w:tcPr>
+            <w:tcW w:type="dxa" w:w="7427"/>
+            <w:vAlign w:val="center"/>
+          </w:tcPr>
+          <w:p>
+            <w:pPr>
+              <w:spacing w:after="0"/>
+            </w:pPr>
+            <w:r/>
+            <w:r>
+              <w:rPr>
+                <w:b w:val="0"/>
+                <w:color w:val="262F37"/>
+                <w:sz w:val="18"/>
+              </w:rPr>
+              <w:t>Порядок, событие, документы, срок и реквизиты по изменяемому пункту договора [___]</w:t>
+            </w:r>
+          </w:p>
+        </w:tc>
+      </w:tr>
+    </w:tbl>
+    <w:p>
+      <w:pPr>
+        <w:pStyle w:val="Heading1"/>
+        <w:keepNext/>
+        <w:pageBreakBefore w:val="0"/>
+      </w:pPr>
+      <w:r>
+        <w:t>Исполнение и приёмка</w:t>
       </w:r>
     </w:p>
     <w:p>
       <w:r>
-        <w:t>Добавляемые работы (наименование, единица, количество): [___]</w:t>
-        <w:br/>
-        <w:t>Изменение цены договора на: [___]</w:t>
-        <w:br/>
-        <w:t>Порядок и срок оплаты дополнительных работ: [___]</w:t>
+        <w:t>2. □ Работы планируются с [___]. □ Позиции № [___] фактически выполнены в период [___] — [___], что подтверждается [___]. Стороны фиксируют фактические даты в документах приёмки и расчётах.</w:t>
+      </w:r>
+    </w:p>
+    <w:p>
+      <w:r>
+        <w:t>3. Приёмка и подтверждение объёмов выполняются по пунктам договора [___] и приложению [___]. Подписание настоящего соглашения само по себе не заменяет документы приёмки, предусмотренные договором.</w:t>
       </w:r>
     </w:p>
     <w:p>
       <w:pPr>
         <w:pStyle w:val="Heading1"/>
+        <w:keepNext/>
+        <w:pageBreakBefore w:val="0"/>
       </w:pPr>
       <w:r>
-        <w:t>Документы</w:t>
+        <w:t>Действие и приложения</w:t>
       </w:r>
     </w:p>
     <w:p>
       <w:r>
-        <w:t>Ведомость объёмов дополнительных работ и расчёт их стоимости являются приложениями.</w:t>
+        <w:t>4. Соглашение действует с даты подписания сторонами [___], если стороны не указали иную допустимую дату действия: [___]. Остальные условия договора сохраняются в действующей редакции; изменение сроков оформляется соглашением 12 при необходимости.</w:t>
+      </w:r>
+    </w:p>
+    <w:p>
+      <w:r>
+        <w:t>5. Неотъемлемые приложения: ведомость объёмов [___], расчёт стоимости 07 [___], чертежи / схема [___]. Экземпляров [___], по одному каждой стороне / иной порядок [___].</w:t>
       </w:r>
     </w:p>
     <w:p>
       <w:pPr>
         <w:pStyle w:val="Heading1"/>
+        <w:keepNext/>
+        <w:pageBreakBefore w:val="0"/>
       </w:pPr>
       <w:r>
-        <w:t>Заключительные положения</w:t>
-      </w:r>
-    </w:p>
-    <w:p>
-      <w:r>
-        <w:t>Остальные условия договора не изменяются. Соглашение вступает в силу с момента подписания сторонами.</w:t>
-      </w:r>
-    </w:p>
-    <w:p>
-      <w:pPr>
-        <w:pStyle w:val="Heading1"/>
-      </w:pPr>
-      <w:r>
-        <w:t>Контроль перед использованием</w:t>
+        <w:t>Подписи сторон</w:t>
       </w:r>
     </w:p>
     <w:tbl>
@@ -95,151 +1121,195 @@
         <w:tblLook w:firstColumn="1" w:firstRow="1" w:lastColumn="0" w:lastRow="0" w:noHBand="0" w:noVBand="1" w:val="04A0"/>
       </w:tblPr>
       <w:tblGrid>
-        <w:gridCol w:w="4320"/>
-        <w:gridCol w:w="4320"/>
+        <w:gridCol w:w="4933"/>
+        <w:gridCol w:w="4933"/>
       </w:tblGrid>
       <w:tr>
+        <w:trPr>
+          <w:cantSplit/>
+        </w:trPr>
         <w:tc>
           <w:tcPr>
-            <w:tcW w:type="dxa" w:w="4320"/>
+            <w:tcW w:type="dxa" w:w="4933"/>
+            <w:vAlign w:val="center"/>
+            <w:shd w:fill="F3F0E8"/>
           </w:tcPr>
           <w:p>
+            <w:pPr>
+              <w:spacing w:after="0"/>
+            </w:pPr>
+            <w:r/>
             <w:r>
-              <w:t>Статус</w:t>
+              <w:rPr>
+                <w:b/>
+                <w:color w:val="262F37"/>
+                <w:sz w:val="18"/>
+              </w:rPr>
+              <w:t>Подрядчик</w:t>
             </w:r>
           </w:p>
         </w:tc>
         <w:tc>
           <w:tcPr>
-            <w:tcW w:type="dxa" w:w="4320"/>
+            <w:tcW w:type="dxa" w:w="4933"/>
+            <w:vAlign w:val="center"/>
+            <w:shd w:fill="F3F0E8"/>
           </w:tcPr>
           <w:p>
+            <w:pPr>
+              <w:spacing w:after="0"/>
+            </w:pPr>
+            <w:r/>
             <w:r>
-              <w:t>Проверка</w:t>
+              <w:rPr>
+                <w:b/>
+                <w:color w:val="262F37"/>
+                <w:sz w:val="18"/>
+              </w:rPr>
+              <w:t>Заказчик</w:t>
             </w:r>
           </w:p>
         </w:tc>
       </w:tr>
       <w:tr>
+        <w:trPr>
+          <w:cantSplit/>
+        </w:trPr>
         <w:tc>
           <w:tcPr>
-            <w:tcW w:type="dxa" w:w="4320"/>
+            <w:tcW w:type="dxa" w:w="4933"/>
+            <w:vAlign w:val="center"/>
           </w:tcPr>
           <w:p>
+            <w:pPr>
+              <w:spacing w:after="0"/>
+            </w:pPr>
+            <w:r/>
             <w:r>
-              <w:t>☐</w:t>
+              <w:rPr>
+                <w:b w:val="0"/>
+                <w:color w:val="262F37"/>
+                <w:sz w:val="18"/>
+              </w:rPr>
+              <w:t>Должность, Ф. И. О. [___]</w:t>
             </w:r>
           </w:p>
         </w:tc>
         <w:tc>
           <w:tcPr>
-            <w:tcW w:type="dxa" w:w="4320"/>
+            <w:tcW w:type="dxa" w:w="4933"/>
+            <w:vAlign w:val="center"/>
           </w:tcPr>
           <w:p>
+            <w:pPr>
+              <w:spacing w:after="0"/>
+            </w:pPr>
+            <w:r/>
             <w:r>
-              <w:t>Сверено с договором и приложениями</w:t>
+              <w:rPr>
+                <w:b w:val="0"/>
+                <w:color w:val="262F37"/>
+                <w:sz w:val="18"/>
+              </w:rPr>
+              <w:t>Должность, Ф. И. О. [___]</w:t>
             </w:r>
           </w:p>
         </w:tc>
       </w:tr>
       <w:tr>
+        <w:trPr>
+          <w:cantSplit/>
+        </w:trPr>
         <w:tc>
           <w:tcPr>
-            <w:tcW w:type="dxa" w:w="4320"/>
+            <w:tcW w:type="dxa" w:w="4933"/>
+            <w:vAlign w:val="center"/>
           </w:tcPr>
           <w:p>
+            <w:pPr>
+              <w:spacing w:after="0"/>
+            </w:pPr>
+            <w:r/>
             <w:r>
-              <w:t>☐</w:t>
+              <w:rPr>
+                <w:b w:val="0"/>
+                <w:color w:val="262F37"/>
+                <w:sz w:val="18"/>
+              </w:rPr>
+              <w:t>Основание полномочий [___]</w:t>
             </w:r>
           </w:p>
         </w:tc>
         <w:tc>
           <w:tcPr>
-            <w:tcW w:type="dxa" w:w="4320"/>
+            <w:tcW w:type="dxa" w:w="4933"/>
+            <w:vAlign w:val="center"/>
           </w:tcPr>
           <w:p>
+            <w:pPr>
+              <w:spacing w:after="0"/>
+            </w:pPr>
+            <w:r/>
             <w:r>
-              <w:t>Проверены полномочия подписанта и адресат</w:t>
+              <w:rPr>
+                <w:b w:val="0"/>
+                <w:color w:val="262F37"/>
+                <w:sz w:val="18"/>
+              </w:rPr>
+              <w:t>Основание полномочий [___]</w:t>
             </w:r>
           </w:p>
         </w:tc>
       </w:tr>
       <w:tr>
+        <w:trPr>
+          <w:cantSplit/>
+        </w:trPr>
         <w:tc>
           <w:tcPr>
-            <w:tcW w:type="dxa" w:w="4320"/>
+            <w:tcW w:type="dxa" w:w="4933"/>
+            <w:vAlign w:val="center"/>
           </w:tcPr>
           <w:p>
+            <w:pPr>
+              <w:spacing w:after="0"/>
+            </w:pPr>
+            <w:r/>
             <w:r>
-              <w:t>☐</w:t>
+              <w:rPr>
+                <w:b w:val="0"/>
+                <w:color w:val="262F37"/>
+                <w:sz w:val="18"/>
+              </w:rPr>
+              <w:t>Подпись [___]  Дата [___]</w:t>
             </w:r>
           </w:p>
         </w:tc>
         <w:tc>
           <w:tcPr>
-            <w:tcW w:type="dxa" w:w="4320"/>
+            <w:tcW w:type="dxa" w:w="4933"/>
+            <w:vAlign w:val="center"/>
           </w:tcPr>
           <w:p>
+            <w:pPr>
+              <w:spacing w:after="0"/>
+            </w:pPr>
+            <w:r/>
             <w:r>
-              <w:t>Приложения названы и приложены</w:t>
-            </w:r>
-          </w:p>
-        </w:tc>
-      </w:tr>
-      <w:tr>
-        <w:tc>
-          <w:tcPr>
-            <w:tcW w:type="dxa" w:w="4320"/>
-          </w:tcPr>
-          <w:p>
-            <w:r>
-              <w:t>☐</w:t>
-            </w:r>
-          </w:p>
-        </w:tc>
-        <w:tc>
-          <w:tcPr>
-            <w:tcW w:type="dxa" w:w="4320"/>
-          </w:tcPr>
-          <w:p>
-            <w:r>
-              <w:t>Зафиксирован доказуемый канал отправки</w:t>
-            </w:r>
-          </w:p>
-        </w:tc>
-      </w:tr>
-      <w:tr>
-        <w:tc>
-          <w:tcPr>
-            <w:tcW w:type="dxa" w:w="4320"/>
-          </w:tcPr>
-          <w:p>
-            <w:r>
-              <w:t>☐</w:t>
-            </w:r>
-          </w:p>
-        </w:tc>
-        <w:tc>
-          <w:tcPr>
-            <w:tcW w:type="dxa" w:w="4320"/>
-          </w:tcPr>
-          <w:p>
-            <w:r>
-              <w:t>Юридически значимые формулировки проверены специалистом</w:t>
+              <w:rPr>
+                <w:b w:val="0"/>
+                <w:color w:val="262F37"/>
+                <w:sz w:val="18"/>
+              </w:rPr>
+              <w:t>Подпись [___]  Дата [___]</w:t>
             </w:r>
           </w:p>
         </w:tc>
       </w:tr>
     </w:tbl>
-    <w:p/>
-    <w:p>
-      <w:r>
-        <w:t>Важно: шаблон не заменяет анализ договора, проектной документации и обстоятельств конкретного объекта.</w:t>
-      </w:r>
-    </w:p>
     <w:sectPr>
-      <w:pgSz w:w="12240" w:h="15840"/>
-      <w:pgMar w:top="1440" w:right="1800" w:bottom="1440" w:left="1800" w:header="720" w:footer="720" w:gutter="0"/>
+      <w:pgSz w:w="11906" w:h="16838"/>
+      <w:pgMar w:top="964" w:right="1020" w:bottom="964" w:left="1020" w:header="720" w:footer="720" w:gutter="0"/>
       <w:cols w:space="720"/>
       <w:docGrid w:linePitch="360"/>
     </w:sectPr>
@@ -610,6 +1680,14 @@
     <w:name w:val="Normal"/>
     <w:qFormat/>
     <w:rsid w:val="00FC693F"/>
+    <w:pPr>
+      <w:spacing w:after="100"/>
+    </w:pPr>
+    <w:rPr>
+      <w:rFonts w:ascii="Times New Roman" w:hAnsi="Times New Roman"/>
+      <w:color w:val="262F37"/>
+      <w:sz w:val="21"/>
+    </w:rPr>
   </w:style>
   <w:style w:type="paragraph" w:styleId="Header">
     <w:name w:val="header"/>
@@ -666,15 +1744,15 @@
     <w:pPr>
       <w:keepNext/>
       <w:keepLines/>
-      <w:spacing w:before="480" w:after="0"/>
+      <w:spacing w:before="180" w:after="100"/>
       <w:outlineLvl w:val="0"/>
     </w:pPr>
     <w:rPr>
-      <w:rFonts w:asciiTheme="majorHAnsi" w:eastAsiaTheme="majorEastAsia" w:hAnsiTheme="majorHAnsi" w:cstheme="majorBidi"/>
+      <w:rFonts w:asciiTheme="majorHAnsi" w:eastAsiaTheme="majorEastAsia" w:hAnsiTheme="majorHAnsi" w:cstheme="majorBidi" w:ascii="Times New Roman" w:hAnsi="Times New Roman"/>
       <w:b/>
       <w:bCs/>
-      <w:color w:val="365F91" w:themeColor="accent1" w:themeShade="BF"/>
-      <w:sz w:val="28"/>
+      <w:color w:val="8E6F32"/>
+      <w:sz w:val="24"/>
       <w:szCs w:val="28"/>
     </w:rPr>
   </w:style>
@@ -952,18 +2030,16 @@
     <w:qFormat/>
     <w:rsid w:val="00FC693F"/>
     <w:pPr>
-      <w:pBdr>
-        <w:bottom w:val="single" w:sz="8" w:space="4" w:color="4F81BD" w:themeColor="accent1"/>
-      </w:pBdr>
-      <w:spacing w:after="300" w:line="240" w:lineRule="auto"/>
+      <w:spacing w:after="180" w:line="240" w:lineRule="auto"/>
       <w:contextualSpacing/>
     </w:pPr>
     <w:rPr>
-      <w:rFonts w:asciiTheme="majorHAnsi" w:eastAsiaTheme="majorEastAsia" w:hAnsiTheme="majorHAnsi" w:cstheme="majorBidi"/>
-      <w:color w:val="17365D" w:themeColor="text2" w:themeShade="BF"/>
+      <w:rFonts w:asciiTheme="majorHAnsi" w:eastAsiaTheme="majorEastAsia" w:hAnsiTheme="majorHAnsi" w:cstheme="majorBidi" w:ascii="Times New Roman" w:hAnsi="Times New Roman"/>
+      <w:b/>
+      <w:color w:val="000000"/>
       <w:spacing w:val="5"/>
       <w:kern w:val="28"/>
-      <w:sz w:val="52"/>
+      <w:sz w:val="34"/>
       <w:szCs w:val="52"/>
     </w:rPr>
   </w:style>
